--- a/docs/sprint-1-submission/ibrahima/AL-16/test-case.docx
+++ b/docs/sprint-1-submission/ibrahima/AL-16/test-case.docx
@@ -233,7 +233,7 @@
               <w:rPr>
                 <w:sz w:val="19"/>
               </w:rPr>
-              <w:t>al-mobile/ (SignUp, SignIn, Session and Screens folders) on branch main; stay signed in and sign out are in PR #57, repository CS3-Agentic-Lender/agentic-lender</w:t>
+              <w:t>al-mobile/ (SignUp, SignIn, Session and Screens folders) on branch main; stay signed in and sign out are merged too (PR #57, 22 Oct), repository CS3-Agentic-Lender/agentic-lender</w:t>
             </w:r>
           </w:p>
         </w:tc>
@@ -339,7 +339,7 @@
         <w:pStyle w:val="ListBullet"/>
       </w:pPr>
       <w:r>
-        <w:t>Unit test results on 22 Oct 2026: 192 tests on main's sign-in code with #60, 221 on the stay-signed-in branch (PR #57) with main merged in, 0 failures.</w:t>
+        <w:t>Unit test results on 22 Oct 2026: 192 tests on main's sign-in code with #60, 221 on the stay-signed-in branch (PR #57, merged into main on 22 Oct), 0 failures.</w:t>
       </w:r>
     </w:p>
     <w:p>
@@ -795,7 +795,7 @@
               <w:rPr>
                 <w:sz w:val="19"/>
               </w:rPr>
-              <w:t>Automated (PR #57 branch): AppSessionTests &gt; testOpensOnHomeWhenALoginIsSaved, testSignOutGoesBackToWelcomeAndStartsTheScreensAfresh, testAfterSigningOutTheNextLaunchOpensOnWelcome, testAFailedSignOutStaysPutAndSaysSo. Simulator: reopening the app went to home. Pass on the branch; PR #57 is in review, not merged yet.</w:t>
+              <w:t>Automated: AppSessionTests &gt; testOpensOnHomeWhenALoginIsSaved, testSignOutGoesBackToWelcomeAndStartsTheScreensAfresh, testAfterSigningOutTheNextLaunchOpensOnWelcome, testAFailedSignOutStaysPutAndSaysSo. Simulator: reopening the app went to home. Pass (on main, PR #57 merged 22 Oct).</w:t>
             </w:r>
           </w:p>
         </w:tc>
@@ -949,15 +949,7 @@
         <w:pStyle w:val="ListBullet"/>
       </w:pPr>
       <w:r>
-        <w:t>Stay signed in and sign out (AL-215, PR #57): built and tested, in review. It reaches main once #57 is rebased onto main and approved.</w:t>
-      </w:r>
-    </w:p>
-    <w:p>
-      <w:pPr>
-        <w:pStyle w:val="ListBullet"/>
-      </w:pPr>
-      <w:r>
-        <w:t>A signed-in user with no profile is sent to Your details (AL-241, PR #85): built and tested, in review after #57.</w:t>
+        <w:t>Your details for a signed-in user with no profile (AL-241): the main part reached main with PR #57 on 22 Oct. The follow-up for a user with no email (PR #85) is still in review.</w:t>
       </w:r>
     </w:p>
     <w:p>
@@ -989,7 +981,7 @@
         <w:pStyle w:val="ListBullet"/>
       </w:pPr>
       <w:r>
-        <w:t>Pull requests: #45 (sign-up), #52 (password rules), #54 (email sign-in), #55 (Google), #56 (home), #89 (length limits) and #90 (profile save retry) are merged. #57 and #85 are in review.</w:t>
+        <w:t>Pull requests: #45 (sign-up), #52 (password rules), #54 (email sign-in), #55 (Google), #56 (home), #57 (stay signed in, with the broker picker), #89 (length limits) and #90 (profile save retry) are merged. #85 is in review.</w:t>
       </w:r>
     </w:p>
     <w:p>

--- a/docs/sprint-1-submission/ibrahima/AL-16/test-case.docx
+++ b/docs/sprint-1-submission/ibrahima/AL-16/test-case.docx
@@ -949,14 +949,6 @@
         <w:pStyle w:val="ListBullet"/>
       </w:pPr>
       <w:r>
-        <w:t>Your details for a signed-in user with no profile (AL-241): the main part reached main with PR #57 on 22 Oct. The follow-up for a user with no email (PR #85) is still in review.</w:t>
-      </w:r>
-    </w:p>
-    <w:p>
-      <w:pPr>
-        <w:pStyle w:val="ListBullet"/>
-      </w:pPr>
-      <w:r>
         <w:t>Sign out from Your details (AL-256): not started; moves with the story.</w:t>
       </w:r>
     </w:p>
@@ -981,7 +973,7 @@
         <w:pStyle w:val="ListBullet"/>
       </w:pPr>
       <w:r>
-        <w:t>Pull requests: #45 (sign-up), #52 (password rules), #54 (email sign-in), #55 (Google), #56 (home), #57 (stay signed in, with the broker picker), #89 (length limits) and #90 (profile save retry) are merged. #85 is in review.</w:t>
+        <w:t>Pull requests: #45 (sign-up), #52 (password rules), #54 (email sign-in), #55 (Google), #56 (home), #57 (stay signed in, with the broker picker), #89 (length limits) and #90 (profile save retry) are merged, and so is #85 (Your details for a user with no email, 22 Oct).</w:t>
       </w:r>
     </w:p>
     <w:p>

--- a/docs/sprint-1-submission/ibrahima/AL-16/test-case.docx
+++ b/docs/sprint-1-submission/ibrahima/AL-16/test-case.docx
@@ -949,7 +949,7 @@
         <w:pStyle w:val="ListBullet"/>
       </w:pPr>
       <w:r>
-        <w:t>Sign out from Your details (AL-256): not started; moves with the story.</w:t>
+        <w:t>Sign out from Your details (AL-256): not started; now its own story in Sprint 2, so AL-16 closed for Sprint 1.</w:t>
       </w:r>
     </w:p>
     <w:p>
